--- a/Documentazione/Legal/Procedura_Data_Breach.docx
+++ b/Documentazione/Legal/Procedura_Data_Breach.docx
@@ -61,7 +61,7 @@
           <w:sz w:val="21"/>
           <w:szCs w:val="21"/>
         </w:rPr>
-        <w:t xml:space="preserve">Versione del 17 ottobre 2026</w:t>
+        <w:t xml:space="preserve">Versione del 22 ottobre 2026</w:t>
       </w:r>
     </w:p>
     <w:p>
@@ -900,6 +900,60 @@
                 <w:szCs w:val="19"/>
               </w:rPr>
               <w:t xml:space="preserve">Scollegare l'integrazione dall'app e revocare l'accesso presso Google/Microsoft/Atlassian; per MySupport generare un nuovo token</w:t>
+            </w:r>
+          </w:p>
+        </w:tc>
+      </w:tr>
+      <w:tr>
+        <w:tc>
+          <w:tcPr>
+            <w:tcW w:type="dxa" w:w="2891"/>
+            <w:tcMar>
+              <w:top w:type="dxa" w:w="60"/>
+              <w:left w:type="dxa" w:w="90"/>
+              <w:bottom w:type="dxa" w:w="60"/>
+              <w:right w:type="dxa" w:w="90"/>
+            </w:tcMar>
+          </w:tcPr>
+          <w:p>
+            <w:pPr>
+              <w:spacing w:after="40"/>
+            </w:pPr>
+            <w:r>
+              <w:rPr>
+                <w:rFonts w:ascii="Calibri" w:cs="Calibri" w:eastAsia="Calibri" w:hAnsi="Calibri"/>
+                <w:b w:val="false"/>
+                <w:bCs w:val="false"/>
+                <w:sz w:val="19"/>
+                <w:szCs w:val="19"/>
+              </w:rPr>
+              <w:t xml:space="preserve">Violazione presso un fornitore di AI esterno</w:t>
+            </w:r>
+          </w:p>
+        </w:tc>
+        <w:tc>
+          <w:tcPr>
+            <w:tcW w:type="dxa" w:w="6747"/>
+            <w:tcMar>
+              <w:top w:type="dxa" w:w="60"/>
+              <w:left w:type="dxa" w:w="90"/>
+              <w:bottom w:type="dxa" w:w="60"/>
+              <w:right w:type="dxa" w:w="90"/>
+            </w:tcMar>
+          </w:tcPr>
+          <w:p>
+            <w:pPr>
+              <w:spacing w:after="40"/>
+            </w:pPr>
+            <w:r>
+              <w:rPr>
+                <w:rFonts w:ascii="Calibri" w:cs="Calibri" w:eastAsia="Calibri" w:hAnsi="Calibri"/>
+                <w:b w:val="false"/>
+                <w:bCs w:val="false"/>
+                <w:sz w:val="19"/>
+                <w:szCs w:val="19"/>
+              </w:rPr>
+              <w:t xml:space="preserve">Nella valutazione del rischio considerare che il fornitore ha ricevuto testi pseudonimizzati (senza nomi, recapiti e codici, sostituiti da segnaposto) e che le corrispondenze restano solo sul server Projexa; per fermare gli invii scollegare la chiave AI o usare l'AI locale «Projexa»</w:t>
             </w:r>
           </w:p>
         </w:tc>
